--- a/Important URL.docx
+++ b/Important URL.docx
@@ -4,62 +4,14 @@
   <w:body>
     <w:p>
       <w:r>
-        <w:t xml:space="preserve">Important </w:t>
-      </w:r>
-      <w:proofErr w:type="gramStart"/>
-      <w:r>
-        <w:t>URL’s</w:t>
-      </w:r>
-      <w:proofErr w:type="gramEnd"/>
-      <w:r>
-        <w:t>:</w:t>
+        <w:t>Important URL’s:</w:t>
       </w:r>
     </w:p>
     <w:p/>
     <w:p>
       <w:r>
-        <w:t xml:space="preserve">Fulcrum Security </w:t>
+        <w:t xml:space="preserve">Fulcrum Security Test : </w:t>
       </w:r>
-      <w:proofErr w:type="gramStart"/>
-      <w:r>
-        <w:t>Test :</w:t>
-      </w:r>
-      <w:proofErr w:type="gramEnd"/>
-      <w:r>
-        <w:t xml:space="preserve"> </w:t>
-      </w:r>
-    </w:p>
-    <w:p>
-      <w:hyperlink r:id="rId4" w:history="1">
-        <w:proofErr w:type="spellStart"/>
-        <w:r>
-          <w:rPr>
-            <w:rStyle w:val="Hyperlink"/>
-          </w:rPr>
-          <w:t>asf</w:t>
-        </w:r>
-        <w:proofErr w:type="spellEnd"/>
-        <w:r>
-          <w:rPr>
-            <w:rStyle w:val="Hyperlink"/>
-          </w:rPr>
-          <w:t xml:space="preserve"> - Revision 1928804: /turbine/fulcrum/trunk/security/torque/</w:t>
-        </w:r>
-        <w:proofErr w:type="spellStart"/>
-        <w:r>
-          <w:rPr>
-            <w:rStyle w:val="Hyperlink"/>
-          </w:rPr>
-          <w:t>src</w:t>
-        </w:r>
-        <w:proofErr w:type="spellEnd"/>
-        <w:r>
-          <w:rPr>
-            <w:rStyle w:val="Hyperlink"/>
-          </w:rPr>
-          <w:t>/test</w:t>
-        </w:r>
-      </w:hyperlink>
     </w:p>
     <w:p>
       <w:hyperlink r:id="rId5" w:history="1">
@@ -67,9 +19,58 @@
           <w:rPr>
             <w:rStyle w:val="Hyperlink"/>
           </w:rPr>
+          <w:t>asf - Revision 1928804: /turbine/fulcrum/trunk/security/torque/src/test</w:t>
+        </w:r>
+      </w:hyperlink>
+    </w:p>
+    <w:p>
+      <w:hyperlink r:id="rId6" w:history="1">
+        <w:r>
+          <w:rPr>
+            <w:rStyle w:val="Hyperlink"/>
+          </w:rPr>
           <w:t>Overview (Torque Runtime 7.0 Test API)</w:t>
         </w:r>
       </w:hyperlink>
+    </w:p>
+    <w:p/>
+    <w:p>
+      <w:r>
+        <w:t>Important Maven concepts :</w:t>
+      </w:r>
+    </w:p>
+    <w:p>
+      <w:r>
+        <w:t>Apart from clean , install -&gt; can generate all dependent libraries into one folder for project reference and add as Java library for IDE based compilation.</w:t>
+      </w:r>
+    </w:p>
+    <w:p/>
+    <w:p>
+      <w:r>
+        <w:t>Maven command to fetch dependent libraries to a folder .</w:t>
+      </w:r>
+    </w:p>
+    <w:p>
+      <w:pPr>
+        <w:pStyle w:val="ListParagraph"/>
+        <w:numPr>
+          <w:ilvl w:val="0"/>
+          <w:numId w:val="1"/>
+        </w:numPr>
+      </w:pPr>
+      <w:r>
+        <w:t>mvn dependency:copy-dependencies -DoutputDirectory=target/lib</w:t>
+      </w:r>
+    </w:p>
+    <w:p>
+      <w:r>
+        <w:t>Archetype install Steps :</w:t>
+      </w:r>
+    </w:p>
+    <w:p>
+      <w:r>
+        <w:t>mvn archetype:generate   -s C:/Users/nlaxm/.m2/settings_turbine7.xml   -DarchetypeGroupId=org.apache.turbine   -DarchetypeArtifactId=turbine-webapp-7.0-SNAPSHOT   -DarchetypeVersion=4.0.0   -DgroupId=com.example   -DartifactId=webapp1   -Dversion=1.0-SNAPSHOT   -DinteractiveMode=false</w:t>
+      </w:r>
     </w:p>
     <w:p/>
     <w:sectPr>
@@ -80,6 +81,126 @@
     </w:sectPr>
   </w:body>
 </w:document>
+</file>
+
+<file path=word/numbering.xml><?xml version="1.0" encoding="utf-8"?>
+<w:numbering xmlns:wpc="http://schemas.microsoft.com/office/word/2010/wordprocessingCanvas" xmlns:cx="http://schemas.microsoft.com/office/drawing/2014/chartex" xmlns:cx1="http://schemas.microsoft.com/office/drawing/2015/9/8/chartex" xmlns:cx2="http://schemas.microsoft.com/office/drawing/2015/10/21/chartex" xmlns:cx3="http://schemas.microsoft.com/office/drawing/2016/5/9/chartex" xmlns:cx4="http://schemas.microsoft.com/office/drawing/2016/5/10/chartex" xmlns:cx5="http://schemas.microsoft.com/office/drawing/2016/5/11/chartex" xmlns:cx6="http://schemas.microsoft.com/office/drawing/2016/5/12/chartex" xmlns:cx7="http://schemas.microsoft.com/office/drawing/2016/5/13/chartex" xmlns:cx8="http://schemas.microsoft.com/office/drawing/2016/5/14/chartex" xmlns:mc="http://schemas.openxmlformats.org/markup-compatibility/2006" xmlns:aink="http://schemas.microsoft.com/office/drawing/2016/ink" xmlns:am3d="http://schemas.microsoft.com/office/drawing/2017/model3d" xmlns:o="urn:schemas-microsoft-com:office:office" xmlns:oel="http://schemas.microsoft.com/office/2019/extlst" xmlns:r="http://schemas.openxmlformats.org/officeDocument/2006/relationships" xmlns:m="http://schemas.openxmlformats.org/officeDocument/2006/math" xmlns:v="urn:schemas-microsoft-com:vml" xmlns:wp14="http://schemas.microsoft.com/office/word/2010/wordprocessingDrawing" xmlns:wp="http://schemas.openxmlformats.org/drawingml/2006/wordprocessingDrawing" xmlns:w10="urn:schemas-microsoft-com:office:word" xmlns:w="http://schemas.openxmlformats.org/wordprocessingml/2006/main" xmlns:w14="http://schemas.microsoft.com/office/word/2010/wordml" xmlns:w15="http://schemas.microsoft.com/office/word/2012/wordml" xmlns:w16cex="http://schemas.microsoft.com/office/word/2018/wordml/cex" xmlns:w16cid="http://schemas.microsoft.com/office/word/2016/wordml/cid" xmlns:w16="http://schemas.microsoft.com/office/word/2018/wordml" xmlns:w16du="http://schemas.microsoft.com/office/word/2023/wordml/word16du" xmlns:w16sdtdh="http://schemas.microsoft.com/office/word/2020/wordml/sdtdatahash" xmlns:w16sdtfl="http://schemas.microsoft.com/office/word/2024/wordml/sdtformatlock" xmlns:w16se="http://schemas.microsoft.com/office/word/2015/wordml/symex" xmlns:wpg="http://schemas.microsoft.com/office/word/2010/wordprocessingGroup" xmlns:wpi="http://schemas.microsoft.com/office/word/2010/wordprocessingInk" xmlns:wne="http://schemas.microsoft.com/office/word/2006/wordml" xmlns:wps="http://schemas.microsoft.com/office/word/2010/wordprocessingShape" mc:Ignorable="w14 w15 w16se w16cid w16 w16cex w16sdtdh w16sdtfl w16du wp14">
+  <w:abstractNum w:abstractNumId="0" w15:restartNumberingAfterBreak="0">
+    <w:nsid w:val="1BAB247F"/>
+    <w:multiLevelType w:val="hybridMultilevel"/>
+    <w:tmpl w:val="4C64F53C"/>
+    <w:lvl w:ilvl="0" w:tplc="49DA80F8">
+      <w:numFmt w:val="bullet"/>
+      <w:lvlText w:val=""/>
+      <w:lvlJc w:val="left"/>
+      <w:pPr>
+        <w:ind w:left="540" w:hanging="360"/>
+      </w:pPr>
+      <w:rPr>
+        <w:rFonts w:ascii="Wingdings" w:eastAsiaTheme="minorHAnsi" w:hAnsi="Wingdings" w:cstheme="minorBidi" w:hint="default"/>
+      </w:rPr>
+    </w:lvl>
+    <w:lvl w:ilvl="1" w:tplc="48090003" w:tentative="1">
+      <w:start w:val="1"/>
+      <w:numFmt w:val="bullet"/>
+      <w:lvlText w:val="o"/>
+      <w:lvlJc w:val="left"/>
+      <w:pPr>
+        <w:ind w:left="1260" w:hanging="360"/>
+      </w:pPr>
+      <w:rPr>
+        <w:rFonts w:ascii="Courier New" w:hAnsi="Courier New" w:cs="Courier New" w:hint="default"/>
+      </w:rPr>
+    </w:lvl>
+    <w:lvl w:ilvl="2" w:tplc="48090005" w:tentative="1">
+      <w:start w:val="1"/>
+      <w:numFmt w:val="bullet"/>
+      <w:lvlText w:val=""/>
+      <w:lvlJc w:val="left"/>
+      <w:pPr>
+        <w:ind w:left="1980" w:hanging="360"/>
+      </w:pPr>
+      <w:rPr>
+        <w:rFonts w:ascii="Wingdings" w:hAnsi="Wingdings" w:hint="default"/>
+      </w:rPr>
+    </w:lvl>
+    <w:lvl w:ilvl="3" w:tplc="48090001" w:tentative="1">
+      <w:start w:val="1"/>
+      <w:numFmt w:val="bullet"/>
+      <w:lvlText w:val=""/>
+      <w:lvlJc w:val="left"/>
+      <w:pPr>
+        <w:ind w:left="2700" w:hanging="360"/>
+      </w:pPr>
+      <w:rPr>
+        <w:rFonts w:ascii="Symbol" w:hAnsi="Symbol" w:hint="default"/>
+      </w:rPr>
+    </w:lvl>
+    <w:lvl w:ilvl="4" w:tplc="48090003" w:tentative="1">
+      <w:start w:val="1"/>
+      <w:numFmt w:val="bullet"/>
+      <w:lvlText w:val="o"/>
+      <w:lvlJc w:val="left"/>
+      <w:pPr>
+        <w:ind w:left="3420" w:hanging="360"/>
+      </w:pPr>
+      <w:rPr>
+        <w:rFonts w:ascii="Courier New" w:hAnsi="Courier New" w:cs="Courier New" w:hint="default"/>
+      </w:rPr>
+    </w:lvl>
+    <w:lvl w:ilvl="5" w:tplc="48090005" w:tentative="1">
+      <w:start w:val="1"/>
+      <w:numFmt w:val="bullet"/>
+      <w:lvlText w:val=""/>
+      <w:lvlJc w:val="left"/>
+      <w:pPr>
+        <w:ind w:left="4140" w:hanging="360"/>
+      </w:pPr>
+      <w:rPr>
+        <w:rFonts w:ascii="Wingdings" w:hAnsi="Wingdings" w:hint="default"/>
+      </w:rPr>
+    </w:lvl>
+    <w:lvl w:ilvl="6" w:tplc="48090001" w:tentative="1">
+      <w:start w:val="1"/>
+      <w:numFmt w:val="bullet"/>
+      <w:lvlText w:val=""/>
+      <w:lvlJc w:val="left"/>
+      <w:pPr>
+        <w:ind w:left="4860" w:hanging="360"/>
+      </w:pPr>
+      <w:rPr>
+        <w:rFonts w:ascii="Symbol" w:hAnsi="Symbol" w:hint="default"/>
+      </w:rPr>
+    </w:lvl>
+    <w:lvl w:ilvl="7" w:tplc="48090003" w:tentative="1">
+      <w:start w:val="1"/>
+      <w:numFmt w:val="bullet"/>
+      <w:lvlText w:val="o"/>
+      <w:lvlJc w:val="left"/>
+      <w:pPr>
+        <w:ind w:left="5580" w:hanging="360"/>
+      </w:pPr>
+      <w:rPr>
+        <w:rFonts w:ascii="Courier New" w:hAnsi="Courier New" w:cs="Courier New" w:hint="default"/>
+      </w:rPr>
+    </w:lvl>
+    <w:lvl w:ilvl="8" w:tplc="48090005" w:tentative="1">
+      <w:start w:val="1"/>
+      <w:numFmt w:val="bullet"/>
+      <w:lvlText w:val=""/>
+      <w:lvlJc w:val="left"/>
+      <w:pPr>
+        <w:ind w:left="6300" w:hanging="360"/>
+      </w:pPr>
+      <w:rPr>
+        <w:rFonts w:ascii="Wingdings" w:hAnsi="Wingdings" w:hint="default"/>
+      </w:rPr>
+    </w:lvl>
+  </w:abstractNum>
+  <w:num w:numId="1" w16cid:durableId="1909537399">
+    <w:abstractNumId w:val="0"/>
+  </w:num>
+</w:numbering>
 </file>
 
 <file path=word/styles.xml><?xml version="1.0" encoding="utf-8"?>
